--- a/light-color/files/05_混光魔法_教師逐格帶法包.docx
+++ b/light-color/files/05_混光魔法_教師逐格帶法包.docx
@@ -4,30 +4,30 @@
   <w:body>
     <w:p>
       <w:pPr>
+        <w:spacing w:before="0" w:after="40" w:line="276" w:lineRule="auto"/>
         <w:jc w:val="center"/>
-        <w:spacing w:before="0" w:after="40" w:line="276" w:lineRule="auto"/>
-      </w:pPr>
-      <w:r>
-        <w:rPr>
+      </w:pPr>
+      <w:r>
+        <w:rPr>
+          <w:b/>
+          <w:color w:val="0B4A6F"/>
           <w:sz w:val="44"/>
           <w:szCs w:val="44"/>
+        </w:rPr>
+        <w:t xml:space="preserve">🪄 混光魔法・白光大解密</w:t>
+      </w:r>
+    </w:p>
+    <w:p>
+      <w:pPr>
+        <w:spacing w:before="0" w:after="200" w:line="276" w:lineRule="auto"/>
+        <w:jc w:val="center"/>
+      </w:pPr>
+      <w:r>
+        <w:rPr>
           <w:b/>
-          <w:color w:val="0B4A6F"/>
-        </w:rPr>
-        <w:t xml:space="preserve">🪄 混光魔法・白光大解密</w:t>
-      </w:r>
-    </w:p>
-    <w:p>
-      <w:pPr>
-        <w:jc w:val="center"/>
-        <w:spacing w:before="0" w:after="200" w:line="276" w:lineRule="auto"/>
-      </w:pPr>
-      <w:r>
-        <w:rPr>
+          <w:color w:val="C0392B"/>
           <w:sz w:val="26"/>
           <w:szCs w:val="26"/>
-          <w:b/>
-          <w:color w:val="C0392B"/>
         </w:rPr>
         <w:t xml:space="preserve">光與顏色｜第 3 節　加色混合・光的三原色（教師逐格帶法包）</w:t>
       </w:r>
@@ -58,10 +58,10 @@
             </w:pPr>
             <w:r>
               <w:rPr>
-                <w:sz w:val="24"/>
-                <w:szCs w:val="24"/>
                 <w:b/>
                 <w:color w:val="0B4A6F"/>
+                <w:sz w:val="24"/>
+                <w:szCs w:val="24"/>
               </w:rPr>
               <w:t xml:space="preserve">單元 / 節次</w:t>
             </w:r>
@@ -74,8 +74,8 @@
           </w:tcPr>
           <w:p>
             <w:pPr>
+              <w:spacing w:before="0" w:after="80" w:line="276" w:lineRule="auto"/>
               <w:jc w:val="12"/>
-              <w:spacing w:before="0" w:after="80" w:line="276" w:lineRule="auto"/>
             </w:pPr>
             <w:r>
               <w:rPr>
@@ -100,10 +100,10 @@
             </w:pPr>
             <w:r>
               <w:rPr>
-                <w:sz w:val="24"/>
-                <w:szCs w:val="24"/>
                 <w:b/>
                 <w:color w:val="0B4A6F"/>
+                <w:sz w:val="24"/>
+                <w:szCs w:val="24"/>
               </w:rPr>
               <w:t xml:space="preserve">學習內容</w:t>
             </w:r>
@@ -116,8 +116,8 @@
           </w:tcPr>
           <w:p>
             <w:pPr>
+              <w:spacing w:before="0" w:after="80" w:line="276" w:lineRule="auto"/>
               <w:jc w:val="12"/>
-              <w:spacing w:before="0" w:after="80" w:line="276" w:lineRule="auto"/>
             </w:pPr>
             <w:r>
               <w:rPr>
@@ -163,10 +163,10 @@
             </w:pPr>
             <w:r>
               <w:rPr>
-                <w:sz w:val="24"/>
-                <w:szCs w:val="24"/>
                 <w:b/>
                 <w:color w:val="0B4A6F"/>
+                <w:sz w:val="24"/>
+                <w:szCs w:val="24"/>
               </w:rPr>
               <w:t xml:space="preserve">探究 / 態度</w:t>
             </w:r>
@@ -179,8 +179,8 @@
           </w:tcPr>
           <w:p>
             <w:pPr>
+              <w:spacing w:before="0" w:after="80" w:line="276" w:lineRule="auto"/>
               <w:jc w:val="12"/>
-              <w:spacing w:before="0" w:after="80" w:line="276" w:lineRule="auto"/>
             </w:pPr>
             <w:r>
               <w:rPr>
@@ -205,10 +205,10 @@
             </w:pPr>
             <w:r>
               <w:rPr>
-                <w:sz w:val="24"/>
-                <w:szCs w:val="24"/>
                 <w:b/>
                 <w:color w:val="0B4A6F"/>
+                <w:sz w:val="24"/>
+                <w:szCs w:val="24"/>
               </w:rPr>
               <w:t xml:space="preserve">核心概念</w:t>
             </w:r>
@@ -221,8 +221,8 @@
           </w:tcPr>
           <w:p>
             <w:pPr>
+              <w:spacing w:before="0" w:after="80" w:line="276" w:lineRule="auto"/>
               <w:jc w:val="12"/>
-              <w:spacing w:before="0" w:after="80" w:line="276" w:lineRule="auto"/>
             </w:pPr>
             <w:r>
               <w:rPr>
@@ -305,10 +305,10 @@
             </w:pPr>
             <w:r>
               <w:rPr>
-                <w:sz w:val="24"/>
-                <w:szCs w:val="24"/>
                 <w:b/>
                 <w:color w:val="0B4A6F"/>
+                <w:sz w:val="24"/>
+                <w:szCs w:val="24"/>
               </w:rPr>
               <w:t xml:space="preserve">生活主線</w:t>
             </w:r>
@@ -321,8 +321,8 @@
           </w:tcPr>
           <w:p>
             <w:pPr>
+              <w:spacing w:before="0" w:after="80" w:line="276" w:lineRule="auto"/>
               <w:jc w:val="12"/>
-              <w:spacing w:before="0" w:after="80" w:line="276" w:lineRule="auto"/>
             </w:pPr>
             <w:r>
               <w:rPr>
@@ -347,10 +347,10 @@
             </w:pPr>
             <w:r>
               <w:rPr>
-                <w:sz w:val="24"/>
-                <w:szCs w:val="24"/>
                 <w:b/>
                 <w:color w:val="0B4A6F"/>
+                <w:sz w:val="24"/>
+                <w:szCs w:val="24"/>
               </w:rPr>
               <w:t xml:space="preserve">開場謎題</w:t>
             </w:r>
@@ -363,8 +363,8 @@
           </w:tcPr>
           <w:p>
             <w:pPr>
+              <w:spacing w:before="0" w:after="80" w:line="276" w:lineRule="auto"/>
               <w:jc w:val="12"/>
-              <w:spacing w:before="0" w:after="80" w:line="276" w:lineRule="auto"/>
             </w:pPr>
             <w:r>
               <w:rPr>
@@ -402,180 +402,180 @@
       </w:pPr>
       <w:r>
         <w:rPr>
+          <w:b/>
+          <w:color w:val="0B6FA4"/>
           <w:sz w:val="32"/>
           <w:szCs w:val="32"/>
+        </w:rPr>
+        <w:t xml:space="preserve">🧰 教具清單（手殘版・不用剪不用黏）</w:t>
+      </w:r>
+    </w:p>
+    <w:p>
+      <w:pPr>
+        <w:spacing w:before="0" w:after="40" w:line="276" w:lineRule="auto"/>
+      </w:pPr>
+      <w:r>
+        <w:rPr>
+          <w:sz w:val="24"/>
+          <w:szCs w:val="24"/>
+        </w:rPr>
+        <w:t xml:space="preserve">• </w:t>
+      </w:r>
+      <w:r>
+        <w:rPr>
+          <w:b/>
+          <w:color w:val="1565C0"/>
+        </w:rPr>
+        <w:t xml:space="preserve">光源 ×3</w:t>
+      </w:r>
+      <w:r>
+        <w:rPr>
+          <w:sz w:val="24"/>
+          <w:szCs w:val="24"/>
+        </w:rPr>
+        <w:t xml:space="preserve">：手機手電筒 ×3（最省事）或小手電筒 ×3，亮度要夠。</w:t>
+      </w:r>
+    </w:p>
+    <w:p>
+      <w:pPr>
+        <w:spacing w:before="0" w:after="40" w:line="276" w:lineRule="auto"/>
+      </w:pPr>
+      <w:r>
+        <w:rPr>
+          <w:sz w:val="24"/>
+          <w:szCs w:val="24"/>
+        </w:rPr>
+        <w:t xml:space="preserve">• </w:t>
+      </w:r>
+      <w:r>
+        <w:rPr>
+          <w:b/>
+          <w:color w:val="1565C0"/>
+        </w:rPr>
+        <w:t xml:space="preserve">紅、綠、藍玻璃紙</w:t>
+      </w:r>
+      <w:r>
+        <w:rPr>
+          <w:sz w:val="24"/>
+          <w:szCs w:val="24"/>
+        </w:rPr>
+        <w:t xml:space="preserve"> 各 1–2 張（文具店／賣場），選深色飽和款。</w:t>
+      </w:r>
+    </w:p>
+    <w:p>
+      <w:pPr>
+        <w:spacing w:before="0" w:after="40" w:line="276" w:lineRule="auto"/>
+      </w:pPr>
+      <w:r>
+        <w:rPr>
+          <w:sz w:val="24"/>
+          <w:szCs w:val="24"/>
+        </w:rPr>
+        <w:t xml:space="preserve">• </w:t>
+      </w:r>
+      <w:r>
+        <w:rPr>
+          <w:b/>
+          <w:color w:val="1565C0"/>
+        </w:rPr>
+        <w:t xml:space="preserve">橡皮筋 ×3</w:t>
+      </w:r>
+      <w:r>
+        <w:rPr>
+          <w:sz w:val="24"/>
+          <w:szCs w:val="24"/>
+        </w:rPr>
+        <w:t xml:space="preserve">：玻璃紙罩燈頭綁緊（或膠帶）。</w:t>
+      </w:r>
+    </w:p>
+    <w:p>
+      <w:pPr>
+        <w:spacing w:before="0" w:after="40" w:line="276" w:lineRule="auto"/>
+      </w:pPr>
+      <w:r>
+        <w:rPr>
+          <w:sz w:val="24"/>
+          <w:szCs w:val="24"/>
+        </w:rPr>
+        <w:t xml:space="preserve">• </w:t>
+      </w:r>
+      <w:r>
+        <w:rPr>
+          <w:b/>
+          <w:color w:val="1565C0"/>
+        </w:rPr>
+        <w:t xml:space="preserve">白色投影面</w:t>
+      </w:r>
+      <w:r>
+        <w:rPr>
+          <w:sz w:val="24"/>
+          <w:szCs w:val="24"/>
+        </w:rPr>
+        <w:t xml:space="preserve">：白牆／白海報紙／白板。　• </w:t>
+      </w:r>
+      <w:r>
+        <w:rPr>
+          <w:b/>
+          <w:color w:val="1565C0"/>
+        </w:rPr>
+        <w:t xml:space="preserve">能關燈的教室</w:t>
+      </w:r>
+      <w:r>
+        <w:rPr>
+          <w:sz w:val="24"/>
+          <w:szCs w:val="24"/>
+        </w:rPr>
+        <w:t xml:space="preserve">：拉窗簾越暗越清楚。</w:t>
+      </w:r>
+    </w:p>
+    <w:p>
+      <w:pPr>
+        <w:spacing w:before="0" w:after="40" w:line="276" w:lineRule="auto"/>
+      </w:pPr>
+      <w:r>
+        <w:rPr>
+          <w:b/>
+          <w:color w:val="E67E22"/>
+        </w:rPr>
+        <w:t xml:space="preserve">手殘救星：</w:t>
+      </w:r>
+      <w:r>
+        <w:rPr>
+          <w:sz w:val="24"/>
+          <w:szCs w:val="24"/>
+        </w:rPr>
+        <w:t xml:space="preserve">顏色不夠純→玻璃紙折 2–3 層；燈太亮→折厚一點、牆離遠一點。</w:t>
+      </w:r>
+    </w:p>
+    <w:p>
+      <w:pPr>
+        <w:spacing w:before="0" w:after="120" w:line="276" w:lineRule="auto"/>
+      </w:pPr>
+      <w:r>
+        <w:rPr>
+          <w:b/>
+          <w:color w:val="E67E22"/>
+        </w:rPr>
+        <w:t xml:space="preserve">數位備援：</w:t>
+      </w:r>
+      <w:r>
+        <w:rPr>
+          <w:sz w:val="24"/>
+          <w:szCs w:val="24"/>
+        </w:rPr>
+        <w:t xml:space="preserve">沒買到玻璃紙就先用網站 light-color-lab／color-mixer（紅綠藍開關混光）當主活動。</w:t>
+      </w:r>
+    </w:p>
+    <w:p>
+      <w:pPr>
+        <w:spacing w:before="240" w:after="120" w:line="276" w:lineRule="auto"/>
+      </w:pPr>
+      <w:r>
+        <w:rPr>
           <w:b/>
           <w:color w:val="0B6FA4"/>
-        </w:rPr>
-        <w:t xml:space="preserve">🧰 教具清單（手殘版・不用剪不用黏）</w:t>
-      </w:r>
-    </w:p>
-    <w:p>
-      <w:pPr>
-        <w:spacing w:before="0" w:after="40" w:line="276" w:lineRule="auto"/>
-      </w:pPr>
-      <w:r>
-        <w:rPr>
-          <w:sz w:val="24"/>
-          <w:szCs w:val="24"/>
-        </w:rPr>
-        <w:t xml:space="preserve">• </w:t>
-      </w:r>
-      <w:r>
-        <w:rPr>
-          <w:b/>
-          <w:color w:val="1565C0"/>
-        </w:rPr>
-        <w:t xml:space="preserve">光源 ×3</w:t>
-      </w:r>
-      <w:r>
-        <w:rPr>
-          <w:sz w:val="24"/>
-          <w:szCs w:val="24"/>
-        </w:rPr>
-        <w:t xml:space="preserve">：手機手電筒 ×3（最省事）或小手電筒 ×3，亮度要夠。</w:t>
-      </w:r>
-    </w:p>
-    <w:p>
-      <w:pPr>
-        <w:spacing w:before="0" w:after="40" w:line="276" w:lineRule="auto"/>
-      </w:pPr>
-      <w:r>
-        <w:rPr>
-          <w:sz w:val="24"/>
-          <w:szCs w:val="24"/>
-        </w:rPr>
-        <w:t xml:space="preserve">• </w:t>
-      </w:r>
-      <w:r>
-        <w:rPr>
-          <w:b/>
-          <w:color w:val="1565C0"/>
-        </w:rPr>
-        <w:t xml:space="preserve">紅、綠、藍玻璃紙</w:t>
-      </w:r>
-      <w:r>
-        <w:rPr>
-          <w:sz w:val="24"/>
-          <w:szCs w:val="24"/>
-        </w:rPr>
-        <w:t xml:space="preserve"> 各 1–2 張（文具店／賣場），選深色飽和款。</w:t>
-      </w:r>
-    </w:p>
-    <w:p>
-      <w:pPr>
-        <w:spacing w:before="0" w:after="40" w:line="276" w:lineRule="auto"/>
-      </w:pPr>
-      <w:r>
-        <w:rPr>
-          <w:sz w:val="24"/>
-          <w:szCs w:val="24"/>
-        </w:rPr>
-        <w:t xml:space="preserve">• </w:t>
-      </w:r>
-      <w:r>
-        <w:rPr>
-          <w:b/>
-          <w:color w:val="1565C0"/>
-        </w:rPr>
-        <w:t xml:space="preserve">橡皮筋 ×3</w:t>
-      </w:r>
-      <w:r>
-        <w:rPr>
-          <w:sz w:val="24"/>
-          <w:szCs w:val="24"/>
-        </w:rPr>
-        <w:t xml:space="preserve">：玻璃紙罩燈頭綁緊（或膠帶）。</w:t>
-      </w:r>
-    </w:p>
-    <w:p>
-      <w:pPr>
-        <w:spacing w:before="0" w:after="40" w:line="276" w:lineRule="auto"/>
-      </w:pPr>
-      <w:r>
-        <w:rPr>
-          <w:sz w:val="24"/>
-          <w:szCs w:val="24"/>
-        </w:rPr>
-        <w:t xml:space="preserve">• </w:t>
-      </w:r>
-      <w:r>
-        <w:rPr>
-          <w:b/>
-          <w:color w:val="1565C0"/>
-        </w:rPr>
-        <w:t xml:space="preserve">白色投影面</w:t>
-      </w:r>
-      <w:r>
-        <w:rPr>
-          <w:sz w:val="24"/>
-          <w:szCs w:val="24"/>
-        </w:rPr>
-        <w:t xml:space="preserve">：白牆／白海報紙／白板。　• </w:t>
-      </w:r>
-      <w:r>
-        <w:rPr>
-          <w:b/>
-          <w:color w:val="1565C0"/>
-        </w:rPr>
-        <w:t xml:space="preserve">能關燈的教室</w:t>
-      </w:r>
-      <w:r>
-        <w:rPr>
-          <w:sz w:val="24"/>
-          <w:szCs w:val="24"/>
-        </w:rPr>
-        <w:t xml:space="preserve">：拉窗簾越暗越清楚。</w:t>
-      </w:r>
-    </w:p>
-    <w:p>
-      <w:pPr>
-        <w:spacing w:before="0" w:after="40" w:line="276" w:lineRule="auto"/>
-      </w:pPr>
-      <w:r>
-        <w:rPr>
-          <w:b/>
-          <w:color w:val="E67E22"/>
-        </w:rPr>
-        <w:t xml:space="preserve">手殘救星：</w:t>
-      </w:r>
-      <w:r>
-        <w:rPr>
-          <w:sz w:val="24"/>
-          <w:szCs w:val="24"/>
-        </w:rPr>
-        <w:t xml:space="preserve">顏色不夠純→玻璃紙折 2–3 層；燈太亮→折厚一點、牆離遠一點。</w:t>
-      </w:r>
-    </w:p>
-    <w:p>
-      <w:pPr>
-        <w:spacing w:before="0" w:after="120" w:line="276" w:lineRule="auto"/>
-      </w:pPr>
-      <w:r>
-        <w:rPr>
-          <w:b/>
-          <w:color w:val="E67E22"/>
-        </w:rPr>
-        <w:t xml:space="preserve">數位備援：</w:t>
-      </w:r>
-      <w:r>
-        <w:rPr>
-          <w:sz w:val="24"/>
-          <w:szCs w:val="24"/>
-        </w:rPr>
-        <w:t xml:space="preserve">沒買到玻璃紙就先用網站 light-color-lab／color-mixer（紅綠藍開關混光）當主活動。</w:t>
-      </w:r>
-    </w:p>
-    <w:p>
-      <w:pPr>
-        <w:spacing w:before="240" w:after="120" w:line="276" w:lineRule="auto"/>
-      </w:pPr>
-      <w:r>
-        <w:rPr>
           <w:sz w:val="32"/>
           <w:szCs w:val="32"/>
-          <w:b/>
-          <w:color w:val="0B6FA4"/>
         </w:rPr>
         <w:t xml:space="preserve">🎬 五段流程・逐格帶法</w:t>
       </w:r>
@@ -606,10 +606,10 @@
             </w:pPr>
             <w:r>
               <w:rPr>
-                <w:sz w:val="22"/>
-                <w:szCs w:val="22"/>
                 <w:b/>
                 <w:color w:val="FFFFFF"/>
+                <w:sz w:val="22"/>
+                <w:szCs w:val="22"/>
               </w:rPr>
               <w:t xml:space="preserve">時間</w:t>
             </w:r>
@@ -627,10 +627,10 @@
             </w:pPr>
             <w:r>
               <w:rPr>
-                <w:sz w:val="22"/>
-                <w:szCs w:val="22"/>
                 <w:b/>
                 <w:color w:val="FFFFFF"/>
+                <w:sz w:val="22"/>
+                <w:szCs w:val="22"/>
               </w:rPr>
               <w:t xml:space="preserve">教師怎麼說／怎麼做</w:t>
             </w:r>
@@ -648,10 +648,10 @@
             </w:pPr>
             <w:r>
               <w:rPr>
-                <w:sz w:val="22"/>
-                <w:szCs w:val="22"/>
                 <w:b/>
                 <w:color w:val="FFFFFF"/>
+                <w:sz w:val="22"/>
+                <w:szCs w:val="22"/>
               </w:rPr>
               <w:t xml:space="preserve">學生做什麼</w:t>
             </w:r>
@@ -669,10 +669,10 @@
             </w:pPr>
             <w:r>
               <w:rPr>
-                <w:sz w:val="22"/>
-                <w:szCs w:val="22"/>
                 <w:b/>
                 <w:color w:val="FFFFFF"/>
+                <w:sz w:val="22"/>
+                <w:szCs w:val="22"/>
               </w:rPr>
               <w:t xml:space="preserve">雙軌・提示・等待</w:t>
             </w:r>
@@ -692,10 +692,10 @@
             </w:pPr>
             <w:r>
               <w:rPr>
-                <w:sz w:val="24"/>
-                <w:szCs w:val="24"/>
                 <w:b/>
                 <w:color w:val="0B4A6F"/>
+                <w:sz w:val="24"/>
+                <w:szCs w:val="24"/>
               </w:rPr>
               <w:t xml:space="preserve">動機 5′</w:t>
             </w:r>
@@ -769,10 +769,10 @@
             </w:pPr>
             <w:r>
               <w:rPr>
-                <w:sz w:val="24"/>
-                <w:szCs w:val="24"/>
                 <w:b/>
                 <w:color w:val="0B4A6F"/>
+                <w:sz w:val="24"/>
+                <w:szCs w:val="24"/>
               </w:rPr>
               <w:t xml:space="preserve">探索 10′</w:t>
             </w:r>
@@ -846,10 +846,10 @@
             </w:pPr>
             <w:r>
               <w:rPr>
-                <w:sz w:val="24"/>
-                <w:szCs w:val="24"/>
                 <w:b/>
                 <w:color w:val="0B4A6F"/>
+                <w:sz w:val="24"/>
+                <w:szCs w:val="24"/>
               </w:rPr>
               <w:t xml:space="preserve">建構 10′</w:t>
             </w:r>
@@ -923,10 +923,10 @@
             </w:pPr>
             <w:r>
               <w:rPr>
-                <w:sz w:val="24"/>
-                <w:szCs w:val="24"/>
                 <w:b/>
                 <w:color w:val="0B4A6F"/>
+                <w:sz w:val="24"/>
+                <w:szCs w:val="24"/>
               </w:rPr>
               <w:t xml:space="preserve">應用 10′</w:t>
             </w:r>
@@ -1000,10 +1000,10 @@
             </w:pPr>
             <w:r>
               <w:rPr>
-                <w:sz w:val="24"/>
-                <w:szCs w:val="24"/>
                 <w:b/>
                 <w:color w:val="0B4A6F"/>
+                <w:sz w:val="24"/>
+                <w:szCs w:val="24"/>
               </w:rPr>
               <w:t xml:space="preserve">統整 5′</w:t>
             </w:r>
@@ -1083,10 +1083,10 @@
       </w:pPr>
       <w:r>
         <w:rPr>
+          <w:b/>
+          <w:color w:val="0B6FA4"/>
           <w:sz w:val="32"/>
           <w:szCs w:val="32"/>
-          <w:b/>
-          <w:color w:val="0B6FA4"/>
         </w:rPr>
         <w:t xml:space="preserve">🧠 迷思概念與破解</w:t>
       </w:r>
@@ -1117,10 +1117,10 @@
             </w:pPr>
             <w:r>
               <w:rPr>
-                <w:sz w:val="22"/>
-                <w:szCs w:val="22"/>
                 <w:b/>
                 <w:color w:val="FFFFFF"/>
+                <w:sz w:val="22"/>
+                <w:szCs w:val="22"/>
               </w:rPr>
               <w:t xml:space="preserve">學生常見迷思</w:t>
             </w:r>
@@ -1138,10 +1138,10 @@
             </w:pPr>
             <w:r>
               <w:rPr>
-                <w:sz w:val="22"/>
-                <w:szCs w:val="22"/>
                 <w:b/>
                 <w:color w:val="FFFFFF"/>
+                <w:sz w:val="22"/>
+                <w:szCs w:val="22"/>
               </w:rPr>
               <w:t xml:space="preserve">破解方式</w:t>
             </w:r>
@@ -1281,128 +1281,128 @@
       </w:pPr>
       <w:r>
         <w:rPr>
+          <w:b/>
+          <w:color w:val="0B6FA4"/>
           <w:sz w:val="32"/>
           <w:szCs w:val="32"/>
+        </w:rPr>
+        <w:t xml:space="preserve">🧩 特殊需求對應</w:t>
+      </w:r>
+    </w:p>
+    <w:p>
+      <w:pPr>
+        <w:spacing w:before="0" w:after="40" w:line="276" w:lineRule="auto"/>
+      </w:pPr>
+      <w:r>
+        <w:rPr>
+          <w:sz w:val="24"/>
+          <w:szCs w:val="24"/>
+        </w:rPr>
+        <w:t xml:space="preserve">• </w:t>
+      </w:r>
+      <w:r>
+        <w:rPr>
+          <w:b/>
+          <w:color w:val="1565C0"/>
+        </w:rPr>
+        <w:t xml:space="preserve">視覺流程條</w:t>
+      </w:r>
+      <w:r>
+        <w:rPr>
+          <w:sz w:val="24"/>
+          <w:szCs w:val="24"/>
+        </w:rPr>
+        <w:t xml:space="preserve">（貼黑板，完成翻面）：關燈 → 紅光 → 綠光 → 藍光 → 混光 → 白光 → 開燈</w:t>
+      </w:r>
+    </w:p>
+    <w:p>
+      <w:pPr>
+        <w:spacing w:before="0" w:after="40" w:line="276" w:lineRule="auto"/>
+      </w:pPr>
+      <w:r>
+        <w:rPr>
+          <w:sz w:val="24"/>
+          <w:szCs w:val="24"/>
+        </w:rPr>
+        <w:t xml:space="preserve">• </w:t>
+      </w:r>
+      <w:r>
+        <w:rPr>
+          <w:b/>
+          <w:color w:val="1565C0"/>
+        </w:rPr>
+        <w:t xml:space="preserve">關燈／開燈一律預告</w:t>
+      </w:r>
+      <w:r>
+        <w:rPr>
+          <w:sz w:val="24"/>
+          <w:szCs w:val="24"/>
+        </w:rPr>
+        <w:t xml:space="preserve">：「數 3、2、1」固定口令；對光敏感、怕暗同學先個別告知。</w:t>
+      </w:r>
+    </w:p>
+    <w:p>
+      <w:pPr>
+        <w:spacing w:before="0" w:after="40" w:line="276" w:lineRule="auto"/>
+      </w:pPr>
+      <w:r>
+        <w:rPr>
+          <w:sz w:val="24"/>
+          <w:szCs w:val="24"/>
+        </w:rPr>
+        <w:t xml:space="preserve">• </w:t>
+      </w:r>
+      <w:r>
+        <w:rPr>
+          <w:b/>
+          <w:color w:val="1565C0"/>
+        </w:rPr>
+        <w:t xml:space="preserve">無口語同學</w:t>
+      </w:r>
+      <w:r>
+        <w:rPr>
+          <w:sz w:val="24"/>
+          <w:szCs w:val="24"/>
+        </w:rPr>
+        <w:t xml:space="preserve">：所有回答都可用指卡片／選實物／點頭通過，不必開口。</w:t>
+      </w:r>
+    </w:p>
+    <w:p>
+      <w:pPr>
+        <w:spacing w:before="0" w:after="120" w:line="276" w:lineRule="auto"/>
+      </w:pPr>
+      <w:r>
+        <w:rPr>
+          <w:sz w:val="24"/>
+          <w:szCs w:val="24"/>
+        </w:rPr>
+        <w:t xml:space="preserve">• </w:t>
+      </w:r>
+      <w:r>
+        <w:rPr>
+          <w:b/>
+          <w:color w:val="1565C0"/>
+        </w:rPr>
+        <w:t xml:space="preserve">固定座位＋安靜角</w:t>
+      </w:r>
+      <w:r>
+        <w:rPr>
+          <w:sz w:val="24"/>
+          <w:szCs w:val="24"/>
+        </w:rPr>
+        <w:t xml:space="preserve">：可暫時退出，回來仍銜接。　• 手電筒指向牆面，不直射眼睛。</w:t>
+      </w:r>
+    </w:p>
+    <w:p>
+      <w:pPr>
+        <w:spacing w:before="240" w:after="120" w:line="276" w:lineRule="auto"/>
+      </w:pPr>
+      <w:r>
+        <w:rPr>
           <w:b/>
           <w:color w:val="0B6FA4"/>
-        </w:rPr>
-        <w:t xml:space="preserve">🧩 特殊需求對應</w:t>
-      </w:r>
-    </w:p>
-    <w:p>
-      <w:pPr>
-        <w:spacing w:before="0" w:after="40" w:line="276" w:lineRule="auto"/>
-      </w:pPr>
-      <w:r>
-        <w:rPr>
-          <w:sz w:val="24"/>
-          <w:szCs w:val="24"/>
-        </w:rPr>
-        <w:t xml:space="preserve">• </w:t>
-      </w:r>
-      <w:r>
-        <w:rPr>
-          <w:b/>
-          <w:color w:val="1565C0"/>
-        </w:rPr>
-        <w:t xml:space="preserve">視覺流程條</w:t>
-      </w:r>
-      <w:r>
-        <w:rPr>
-          <w:sz w:val="24"/>
-          <w:szCs w:val="24"/>
-        </w:rPr>
-        <w:t xml:space="preserve">（貼黑板，完成翻面）：關燈 → 紅光 → 綠光 → 藍光 → 混光 → 白光 → 開燈</w:t>
-      </w:r>
-    </w:p>
-    <w:p>
-      <w:pPr>
-        <w:spacing w:before="0" w:after="40" w:line="276" w:lineRule="auto"/>
-      </w:pPr>
-      <w:r>
-        <w:rPr>
-          <w:sz w:val="24"/>
-          <w:szCs w:val="24"/>
-        </w:rPr>
-        <w:t xml:space="preserve">• </w:t>
-      </w:r>
-      <w:r>
-        <w:rPr>
-          <w:b/>
-          <w:color w:val="1565C0"/>
-        </w:rPr>
-        <w:t xml:space="preserve">關燈／開燈一律預告</w:t>
-      </w:r>
-      <w:r>
-        <w:rPr>
-          <w:sz w:val="24"/>
-          <w:szCs w:val="24"/>
-        </w:rPr>
-        <w:t xml:space="preserve">：「數 3、2、1」固定口令；對光敏感、怕暗同學先個別告知。</w:t>
-      </w:r>
-    </w:p>
-    <w:p>
-      <w:pPr>
-        <w:spacing w:before="0" w:after="40" w:line="276" w:lineRule="auto"/>
-      </w:pPr>
-      <w:r>
-        <w:rPr>
-          <w:sz w:val="24"/>
-          <w:szCs w:val="24"/>
-        </w:rPr>
-        <w:t xml:space="preserve">• </w:t>
-      </w:r>
-      <w:r>
-        <w:rPr>
-          <w:b/>
-          <w:color w:val="1565C0"/>
-        </w:rPr>
-        <w:t xml:space="preserve">無口語同學</w:t>
-      </w:r>
-      <w:r>
-        <w:rPr>
-          <w:sz w:val="24"/>
-          <w:szCs w:val="24"/>
-        </w:rPr>
-        <w:t xml:space="preserve">：所有回答都可用指卡片／選實物／點頭通過，不必開口。</w:t>
-      </w:r>
-    </w:p>
-    <w:p>
-      <w:pPr>
-        <w:spacing w:before="0" w:after="120" w:line="276" w:lineRule="auto"/>
-      </w:pPr>
-      <w:r>
-        <w:rPr>
-          <w:sz w:val="24"/>
-          <w:szCs w:val="24"/>
-        </w:rPr>
-        <w:t xml:space="preserve">• </w:t>
-      </w:r>
-      <w:r>
-        <w:rPr>
-          <w:b/>
-          <w:color w:val="1565C0"/>
-        </w:rPr>
-        <w:t xml:space="preserve">固定座位＋安靜角</w:t>
-      </w:r>
-      <w:r>
-        <w:rPr>
-          <w:sz w:val="24"/>
-          <w:szCs w:val="24"/>
-        </w:rPr>
-        <w:t xml:space="preserve">：可暫時退出，回來仍銜接。　• 手電筒指向牆面，不直射眼睛。</w:t>
-      </w:r>
-    </w:p>
-    <w:p>
-      <w:pPr>
-        <w:spacing w:before="240" w:after="120" w:line="276" w:lineRule="auto"/>
-      </w:pPr>
-      <w:r>
-        <w:rPr>
           <w:sz w:val="32"/>
           <w:szCs w:val="32"/>
-          <w:b/>
-          <w:color w:val="0B6FA4"/>
         </w:rPr>
         <w:t xml:space="preserve">✅ 評量（能操作／能指出／能說出・擇一通過）</w:t>
       </w:r>
@@ -1433,10 +1433,10 @@
             </w:pPr>
             <w:r>
               <w:rPr>
-                <w:sz w:val="22"/>
-                <w:szCs w:val="22"/>
                 <w:b/>
                 <w:color w:val="FFFFFF"/>
+                <w:sz w:val="22"/>
+                <w:szCs w:val="22"/>
               </w:rPr>
               <w:t xml:space="preserve">評量點</w:t>
             </w:r>
@@ -1454,10 +1454,10 @@
             </w:pPr>
             <w:r>
               <w:rPr>
-                <w:sz w:val="22"/>
-                <w:szCs w:val="22"/>
                 <w:b/>
                 <w:color w:val="FFFFFF"/>
+                <w:sz w:val="22"/>
+                <w:szCs w:val="22"/>
               </w:rPr>
               <w:t xml:space="preserve">能操作 🔵</w:t>
             </w:r>
@@ -1475,10 +1475,10 @@
             </w:pPr>
             <w:r>
               <w:rPr>
-                <w:sz w:val="22"/>
-                <w:szCs w:val="22"/>
                 <w:b/>
                 <w:color w:val="FFFFFF"/>
+                <w:sz w:val="22"/>
+                <w:szCs w:val="22"/>
               </w:rPr>
               <w:t xml:space="preserve">能指出</w:t>
             </w:r>
@@ -1496,10 +1496,10 @@
             </w:pPr>
             <w:r>
               <w:rPr>
-                <w:sz w:val="22"/>
-                <w:szCs w:val="22"/>
                 <w:b/>
                 <w:color w:val="FFFFFF"/>
+                <w:sz w:val="22"/>
+                <w:szCs w:val="22"/>
               </w:rPr>
               <w:t xml:space="preserve">能說出 🟠</w:t>
             </w:r>
@@ -1753,9 +1753,9 @@
       </w:pPr>
       <w:r>
         <w:rPr>
+          <w:color w:val="666666"/>
           <w:sz w:val="20"/>
           <w:szCs w:val="20"/>
-          <w:color w:val="666666"/>
         </w:rPr>
         <w:t xml:space="preserve">記錄分開：概念（對/半/未）、反應方式（說/指/操作）、提示層級（獨立/手勢/肢體）三欄分記，描寫與精細動作不計入概念分。</w:t>
       </w:r>
